--- a/politica-controle-tecnologico/arquivos/Anexo_9_Laboratorios_Metrologia_R00.docx
+++ b/politica-controle-tecnologico/arquivos/Anexo_9_Laboratorios_Metrologia_R00.docx
@@ -32,7 +32,7 @@
           <w:color w:val="617177"/>
           <w:sz w:val="21"/>
         </w:rPr>
-        <w:t>Código POL-CT-116-A9 · Revisão R00 · 21/10/2026 · Status PR</w:t>
+        <w:t>Código POL-CT-116-A9 · Revisão R00 · 21/10/2026 · Status AP</w:t>
       </w:r>
     </w:p>
     <w:tbl>
@@ -170,7 +170,7 @@
               <w:rPr>
                 <w:sz w:val="19"/>
               </w:rPr>
-              <w:t>PR</w:t>
+              <w:t>AP</w:t>
             </w:r>
           </w:p>
         </w:tc>
@@ -262,7 +262,7 @@
               <w:rPr>
                 <w:sz w:val="19"/>
               </w:rPr>
-              <w:t>Coordenação de Pavimento e Controle Tecnológico</w:t>
+              <w:t>Coordenação de Pavimento e Monitoração</w:t>
             </w:r>
             <w:r>
               <w:br/>
@@ -271,7 +271,7 @@
               <w:rPr>
                 <w:sz w:val="19"/>
               </w:rPr>
-              <w:t>Assinatura/data: [a assinar na emissão]</w:t>
+              <w:t>Assinatura/data: aprovado em 21/10/2026</w:t>
             </w:r>
           </w:p>
         </w:tc>
@@ -296,7 +296,7 @@
               <w:rPr>
                 <w:sz w:val="19"/>
               </w:rPr>
-              <w:t>Assinatura/data: [a assinar na emissão]</w:t>
+              <w:t>Assinatura/data: aprovado em 21/10/2026</w:t>
             </w:r>
           </w:p>
         </w:tc>
@@ -1692,10 +1692,10 @@
         <w:spacing w:after="120"/>
       </w:pPr>
       <w:r>
-        <w:t>A cada semestre, o laboratório contratado e o laboratório de cada EXECUTORA em atividade ensaiam amostras homogêneas das propriedades críticas (teor de ligante, granulometria, grau de compactação, vazios, resistência do concreto; outras a critério da Coordenação), preparadas e distribuídas pela Coordenação de Pavimento e Controle Tecnológico. O resultado é comparado com os limites do Anexo 3; desvio acima do limite gera diligência extraordinária e, enquanto não corrigido, eleva a verificação independente da</w:t>
+        <w:t>A cada semestre, o laboratório contratado e o laboratório de cada EXECUTORA em atividade ensaiam amostras homogêneas das propriedades críticas (teor de ligante, granulometria, grau de compactação, vazios, resistência do concreto; outras a critério da Coordenação), preparadas e distribuídas pela Coordenação de Pavimento e Monitoração. O resultado é comparado com os limites do Anexo 3; desvio acima do limite gera diligência extraordinária e, enquanto não corrigido, eleva a verificação independente da frente a</w:t>
       </w:r>
       <w:r>
-        <w:t xml:space="preserve"> frente a 100%. Participação em programa de ensaio de proficiência reconhecido substitui a comparação na propriedade correspondente.</w:t>
+        <w:t xml:space="preserve"> 100%. Participação em programa de ensaio de proficiência reconhecido substitui a comparação na propriedade correspondente.</w:t>
       </w:r>
     </w:p>
     <w:p>
@@ -2267,7 +2267,7 @@
         <w:noProof/>
       </w:rPr>
       <w:drawing>
-        <wp:inline distT="0" distB="0" distL="0" distR="0" wp14:anchorId="0875E331" wp14:editId="2D998341">
+        <wp:inline distT="0" distB="0" distL="0" distR="0" wp14:anchorId="16A2979E" wp14:editId="769F544C">
           <wp:extent cx="1872000" cy="501930"/>
           <wp:effectExtent l="0" t="0" r="0" b="0"/>
           <wp:docPr id="1" name="Picture 1"/>
@@ -2479,31 +2479,31 @@
       </w:rPr>
     </w:lvl>
   </w:abstractNum>
-  <w:num w:numId="1" w16cid:durableId="1965235594">
+  <w:num w:numId="1" w16cid:durableId="2054884374">
     <w:abstractNumId w:val="8"/>
   </w:num>
-  <w:num w:numId="2" w16cid:durableId="547110663">
+  <w:num w:numId="2" w16cid:durableId="118691576">
     <w:abstractNumId w:val="6"/>
   </w:num>
-  <w:num w:numId="3" w16cid:durableId="113524345">
+  <w:num w:numId="3" w16cid:durableId="1130325134">
     <w:abstractNumId w:val="5"/>
   </w:num>
-  <w:num w:numId="4" w16cid:durableId="233400240">
+  <w:num w:numId="4" w16cid:durableId="63072255">
     <w:abstractNumId w:val="4"/>
   </w:num>
-  <w:num w:numId="5" w16cid:durableId="1128861522">
+  <w:num w:numId="5" w16cid:durableId="1490905306">
     <w:abstractNumId w:val="7"/>
   </w:num>
-  <w:num w:numId="6" w16cid:durableId="1462839317">
+  <w:num w:numId="6" w16cid:durableId="520432582">
     <w:abstractNumId w:val="3"/>
   </w:num>
-  <w:num w:numId="7" w16cid:durableId="4871188">
+  <w:num w:numId="7" w16cid:durableId="1168063077">
     <w:abstractNumId w:val="2"/>
   </w:num>
-  <w:num w:numId="8" w16cid:durableId="1199389926">
+  <w:num w:numId="8" w16cid:durableId="1875120162">
     <w:abstractNumId w:val="1"/>
   </w:num>
-  <w:num w:numId="9" w16cid:durableId="660738285">
+  <w:num w:numId="9" w16cid:durableId="917715371">
     <w:abstractNumId w:val="0"/>
   </w:num>
 </w:numbering>
